--- a/docs/01_background-research.docx
+++ b/docs/01_background-research.docx
@@ -52,7 +52,7 @@
         <w:t xml:space="preserve"> </w:t>
       </w:r>
       <w:r>
-        <w:t xml:space="preserve">종합설계2</w:t>
+        <w:t xml:space="preserve">AI활용현업문제해결</w:t>
       </w:r>
       <w:r>
         <w:t xml:space="preserve"> </w:t>
